--- a/小野町_引継ぎ_整理済/08_協議会資料/小野町高齢者福祉サービス推進協議会資料_第9期計画の評価と令和7年度調査結果_20260805.docx
+++ b/小野町_引継ぎ_整理済/08_協議会資料/小野町高齢者福祉サービス推進協議会資料_第9期計画の評価と令和7年度調査結果_20260805.docx
@@ -8289,12 +8289,13 @@
             <w:tcW w:type="dxa" w:w="1728"/>
           </w:tcPr>
           <w:p>
-            <w:r/>
-            <w:r>
-              <w:rPr>
-                <w:sz w:val="18"/>
-              </w:rPr>
-              <w:t>新地町は高齢者人口比15〜17％</w:t>
+            <w:r>
+              <w:t>県内59市町村中38位（中央値0.9％・最大15.3％）</w:t>
+            </w:r>
+            <w:r>
+              <w:rPr>
+                <w:sz w:val="18"/>
+              </w:rPr>
             </w:r>
           </w:p>
         </w:tc>
